--- a/docs/publications/aan-training-program/AAN_Book_04_Module.docx
+++ b/docs/publications/aan-training-program/AAN_Book_04_Module.docx
@@ -10,7 +10,7 @@
         <w:rPr>
           <w:color w:val="0D1B2E"/>
         </w:rPr>
-        <w:t>Book 04 — SQL Server Authentication Modernization</w:t>
+        <w:t>Book 04 — HRIT Identity &amp; Organizational SSOT</w:t>
       </w:r>
     </w:p>
     <w:p>
@@ -20,7 +20,7 @@
           <w:color w:val="5A5A5A"/>
           <w:sz w:val="24"/>
         </w:rPr>
-        <w:t>AAN module: replacing Kerberos/NTLM and SQL logins with Arc Managed Identity and Entra tokens</w:t>
+        <w:t>AAN module: HR as the single source of truth — effective-dated records, event-driven provisioning, and the measured lifecycle</w:t>
       </w:r>
     </w:p>
     <w:p>
@@ -47,7 +47,7 @@
         <w:rPr>
           <w:sz w:val="22"/>
         </w:rPr>
-        <w:t xml:space="preserve"> Book_04 SQL Server Authentication Modernization &lt;https://github.com/WhalerMike/uiao/blob/main/inbox/Application%20Aware%20Networking/Book_04_Federal_Application_Aware_Networking_SQL_Server_Authentication_Modernization.qmd&gt; · </w:t>
+        <w:t xml:space="preserve"> Book_04 HRIT Identity Org SSOT &lt;https://github.com/WhalerMike/uiao/blob/main/inbox/Application%20Aware%20Networking/Book_04_FedAAN_HRIT_Identity_Org_SSOT.qmd&gt; · </w:t>
       </w:r>
       <w:r>
         <w:rPr>
@@ -60,7 +60,7 @@
         <w:rPr>
           <w:sz w:val="22"/>
         </w:rPr>
-        <w:t xml:space="preserve"> 1 — identity (KSI-IAM, IA-2 / AC-2) · </w:t>
+        <w:t xml:space="preserve"> 1 — identity (KSI-IAM, AC-2 / IA-4) · </w:t>
       </w:r>
       <w:r>
         <w:rPr>
@@ -73,7 +73,7 @@
         <w:rPr>
           <w:sz w:val="22"/>
         </w:rPr>
-        <w:t xml:space="preserve"> A1, B3</w:t>
+        <w:t xml:space="preserve"> A1, B2</w:t>
       </w:r>
     </w:p>
     <w:p>
@@ -95,20 +95,46 @@
         <w:rPr>
           <w:sz w:val="22"/>
         </w:rPr>
-        <w:t xml:space="preserve">The authentication layer that persists after network controls: replacing Kerberos/NTLM domain credentials and SQL logins across the federal SQL Server estate with Azure Arc Managed Identity, Entra ID token authentication, and Conditional Access. </w:t>
+        <w:t xml:space="preserve">Solves the </w:t>
       </w:r>
       <w:r>
         <w:rPr>
           <w:b/>
           <w:sz w:val="22"/>
         </w:rPr>
-        <w:t>NTLM elimination (BOD 25-01, OMB M-22-09) is the goal; Entra token authentication via Arc is the mechanism</w:t>
+        <w:t>fragmented truth problem</w:t>
       </w:r>
       <w:r>
         <w:rPr>
           <w:sz w:val="22"/>
         </w:rPr>
-        <w:t xml:space="preserve"> — and the only credential-free option.</w:t>
+        <w:t xml:space="preserve">: identity attributes scattered across HR, the directory, and per-app databases, with orphaned accounts as the visible symptom. The book installs the HR information technology system (Oracle HCM class) as the </w:t>
+      </w:r>
+      <w:r>
+        <w:rPr>
+          <w:b/>
+          <w:sz w:val="22"/>
+        </w:rPr>
+        <w:t>system of record</w:t>
+      </w:r>
+      <w:r>
+        <w:rPr>
+          <w:sz w:val="22"/>
+        </w:rPr>
+        <w:t xml:space="preserve"> and the identity provider as its downstream consumer: effective-dated records, a strict authoritative-vs-derived attribute contract, an event-stream lifecycle (joiner, mover, converter, suspender, leaver), SCIM / Graph </w:t>
+      </w:r>
+      <w:r>
+        <w:rPr>
+          <w:rFonts w:ascii="Consolas" w:hAnsi="Consolas"/>
+          <w:sz w:val="22"/>
+        </w:rPr>
+        <w:t>bulkUpload</w:t>
+      </w:r>
+      <w:r>
+        <w:rPr>
+          <w:sz w:val="22"/>
+        </w:rPr>
+        <w:t xml:space="preserve"> inbound provisioning, and deprovisioning as an HR event — never a ticket. The organizational hierarchy becomes queryable truth from which access is derived and attested.</w:t>
       </w:r>
     </w:p>
     <w:p>
@@ -130,7 +156,7 @@
         <w:rPr>
           <w:sz w:val="22"/>
         </w:rPr>
-        <w:t>Explain Kerberos's three requirements (reachable KDC, correct SPN, clock sync), why hybrid cloud breaks them, and the resulting silent NTLM fallback.</w:t>
+        <w:t>Diagnose where identity truth lives today, and connect orphaned accounts to the absence of an authoritative lifecycle source.</w:t>
       </w:r>
     </w:p>
     <w:p>
@@ -141,7 +167,7 @@
         <w:rPr>
           <w:sz w:val="22"/>
         </w:rPr>
-        <w:t>Articulate NTLM's compliance gaps: audit opacity, pass-the-hash, Conditional Access bypass.</w:t>
+        <w:t>Draw the division of labor: system of record (HRIT) vs. identity provider (Entra) — who owns which attributes, who merely consumes.</w:t>
       </w:r>
     </w:p>
     <w:p>
@@ -152,7 +178,7 @@
         <w:rPr>
           <w:sz w:val="22"/>
         </w:rPr>
-        <w:t>Run estate discovery across four dimensions (version/EOL, auth methods, SPN registration, dependency mapping) and apply the consolidation gate.</w:t>
+        <w:t>Use effective dating to represent truth with a timeline (future-dated hires, transfers, separations) and explain the four record families the HR system actually owns.</w:t>
       </w:r>
     </w:p>
     <w:p>
@@ -163,7 +189,7 @@
         <w:rPr>
           <w:sz w:val="22"/>
         </w:rPr>
-        <w:t>Distinguish Layer 1 (SQL Engine Entra auth on SQL Server 2022 + Arc) from Layer 2 (OS-level Entra login on Windows Server 2025, domain-unjoined).</w:t>
+        <w:t>Enumerate the five lifecycle events and map each to its provisioning consequence in the identity plane.</w:t>
       </w:r>
     </w:p>
     <w:p>
@@ -174,7 +200,20 @@
         <w:rPr>
           <w:sz w:val="22"/>
         </w:rPr>
-        <w:t>Justify Arc Managed Identity over gMSA, vault-managed service principals, and certificate-based authentication.</w:t>
+        <w:t xml:space="preserve">Implement inbound provisioning via the SCIM / Microsoft Graph </w:t>
+      </w:r>
+      <w:r>
+        <w:rPr>
+          <w:rFonts w:ascii="Consolas" w:hAnsi="Consolas"/>
+          <w:sz w:val="22"/>
+        </w:rPr>
+        <w:t>bulkUpload</w:t>
+      </w:r>
+      <w:r>
+        <w:rPr>
+          <w:sz w:val="22"/>
+        </w:rPr>
+        <w:t xml:space="preserve"> pipeline (the Spec2-D3.1 pattern) with one-person / one-identifier discipline across worker types.</w:t>
       </w:r>
     </w:p>
     <w:p>
@@ -185,7 +224,7 @@
         <w:rPr>
           <w:sz w:val="22"/>
         </w:rPr>
-        <w:t>Execute the four-phase parallel-run login migration (Create → Validate → Disable → Drop after 30-day observation).</w:t>
+        <w:t>Execute the six-step leaver sequence and defend "deprovisioning is an HR event, not a ticket."</w:t>
       </w:r>
     </w:p>
     <w:p>
@@ -196,33 +235,18 @@
         <w:rPr>
           <w:sz w:val="22"/>
         </w:rPr>
-        <w:t>Classify applications into the four authentication classes and transform connection strings (</w:t>
+        <w:t>Derive access from organizational-SSOT attributes (the derivation chain) and land attestation/recertification on the same rail.</w:t>
       </w:r>
-      <w:r>
-        <w:rPr>
-          <w:rFonts w:ascii="Consolas" w:hAnsi="Consolas"/>
-          <w:sz w:val="22"/>
-        </w:rPr>
-        <w:t>Integrated Security=SSPI</w:t>
-      </w:r>
+    </w:p>
+    <w:p>
+      <w:pPr>
+        <w:pStyle w:val="ListBullet"/>
+      </w:pPr>
       <w:r>
         <w:rPr>
           <w:sz w:val="22"/>
         </w:rPr>
-        <w:t xml:space="preserve"> → </w:t>
-      </w:r>
-      <w:r>
-        <w:rPr>
-          <w:rFonts w:ascii="Consolas" w:hAnsi="Consolas"/>
-          <w:sz w:val="22"/>
-        </w:rPr>
-        <w:t>Authentication=Active Directory Default</w:t>
-      </w:r>
-      <w:r>
-        <w:rPr>
-          <w:sz w:val="22"/>
-        </w:rPr>
-        <w:t>).</w:t>
+        <w:t>Instrument the measured lifecycle: provisioning latency, orphan count, attribute-drift metrics as ongoing evidence.</w:t>
       </w:r>
     </w:p>
     <w:p>
@@ -244,7 +268,7 @@
         <w:rPr>
           <w:sz w:val="22"/>
         </w:rPr>
-        <w:t>Arc system-assigned Managed Identity: certificate-backed, auto-rotated every 90 days, no human-visible credential.</w:t>
+        <w:t>Fragmented truth → statutory frame → "why this cannot be patched."</w:t>
       </w:r>
     </w:p>
     <w:p>
@@ -255,38 +279,7 @@
         <w:rPr>
           <w:sz w:val="22"/>
         </w:rPr>
-        <w:t>Three-phase NTLM elimination (Discovery → Remediation → Domain-wide block) and the four NTLM-generating patterns (missing SPN, cross-site, linked-server passthrough, non-domain host).</w:t>
-      </w:r>
-    </w:p>
-    <w:p>
-      <w:pPr>
-        <w:pStyle w:val="ListBullet"/>
-      </w:pPr>
-      <w:r>
-        <w:rPr>
-          <w:rFonts w:ascii="Consolas" w:hAnsi="Consolas"/>
-          <w:sz w:val="22"/>
-        </w:rPr>
-        <w:t>CREATE LOGIN … FROM EXTERNAL PROVIDER</w:t>
-      </w:r>
-      <w:r>
-        <w:rPr>
-          <w:sz w:val="22"/>
-        </w:rPr>
-        <w:t xml:space="preserve">; </w:t>
-      </w:r>
-      <w:r>
-        <w:rPr>
-          <w:rFonts w:ascii="Consolas" w:hAnsi="Consolas"/>
-          <w:sz w:val="22"/>
-        </w:rPr>
-        <w:t>sa</w:t>
-      </w:r>
-      <w:r>
-        <w:rPr>
-          <w:sz w:val="22"/>
-        </w:rPr>
-        <w:t xml:space="preserve"> disable-and-rename.</w:t>
+        <w:t>Four record families of the human-capital system; authoritative vs. derived attributes.</w:t>
       </w:r>
     </w:p>
     <w:p>
@@ -297,7 +290,7 @@
         <w:rPr>
           <w:sz w:val="22"/>
         </w:rPr>
-        <w:t>Entra dynamic groups as HR-attribute-driven SQL authorization; Conditional Access as a perimeter SQL Server cannot express.</w:t>
+        <w:t>The lifecycle as an event stream: joiner / mover / converter / suspender / leaver.</w:t>
       </w:r>
     </w:p>
     <w:p>
@@ -308,7 +301,64 @@
         <w:rPr>
           <w:sz w:val="22"/>
         </w:rPr>
-        <w:t>Application classes: Class 3 OIDC/token (preferred) → Class 2 SAML → Class 1 App Proxy → Class 4 Domain Services (last resort).</w:t>
+        <w:t>One person, one identifier; the worker-type boundary (employee, contractor, seasonal) as an attribute, not a second identity.</w:t>
+      </w:r>
+    </w:p>
+    <w:p>
+      <w:pPr>
+        <w:pStyle w:val="ListBullet"/>
+      </w:pPr>
+      <w:r>
+        <w:rPr>
+          <w:sz w:val="22"/>
+        </w:rPr>
+        <w:t xml:space="preserve">SCIM 2.0 and Graph </w:t>
+      </w:r>
+      <w:r>
+        <w:rPr>
+          <w:rFonts w:ascii="Consolas" w:hAnsi="Consolas"/>
+          <w:sz w:val="22"/>
+        </w:rPr>
+        <w:t>bulkUpload</w:t>
+      </w:r>
+      <w:r>
+        <w:rPr>
+          <w:sz w:val="22"/>
+        </w:rPr>
+        <w:t xml:space="preserve"> as the inbound provisioning rail.</w:t>
+      </w:r>
+    </w:p>
+    <w:p>
+      <w:pPr>
+        <w:pStyle w:val="ListBullet"/>
+      </w:pPr>
+      <w:r>
+        <w:rPr>
+          <w:sz w:val="22"/>
+        </w:rPr>
+        <w:t>The six-step leaver: HR event → sessions revoked → credentials disabled → access removed → data disposition → record retained.</w:t>
+      </w:r>
+    </w:p>
+    <w:p>
+      <w:pPr>
+        <w:pStyle w:val="ListBullet"/>
+      </w:pPr>
+      <w:r>
+        <w:rPr>
+          <w:sz w:val="22"/>
+        </w:rPr>
+        <w:t>Organizational SSOT: reporting structure as queryable data; the HR-attribute → entitlement derivation chain; attestation on the same rail.</w:t>
+      </w:r>
+    </w:p>
+    <w:p>
+      <w:pPr>
+        <w:pStyle w:val="ListBullet"/>
+      </w:pPr>
+      <w:r>
+        <w:rPr>
+          <w:sz w:val="22"/>
+        </w:rPr>
+        <w:t>A SaaS integration surface is an identity-plane surface (governs every later book's SaaS additions).</w:t>
       </w:r>
     </w:p>
     <w:p>
@@ -319,7 +369,7 @@
         <w:rPr>
           <w:color w:val="0D1B2E"/>
         </w:rPr>
-        <w:t>Implementation sequence</w:t>
+        <w:t>Implementation sequence (phased, per the book)</w:t>
       </w:r>
     </w:p>
     <w:p>
@@ -328,9 +378,16 @@
       </w:pPr>
       <w:r>
         <w:rPr>
+          <w:b/>
           <w:sz w:val="22"/>
         </w:rPr>
-        <w:t>Estate discovery and consolidation gate (retain / consolidate / retire; zombie detection at 90 days idle).</w:t>
+        <w:t>Phase 1 — attribute authority agreement (weeks 1–6):</w:t>
+      </w:r>
+      <w:r>
+        <w:rPr>
+          <w:sz w:val="22"/>
+        </w:rPr>
+        <w:t xml:space="preserve"> the signed contract of which system owns which attribute; no engineering until this exists.</w:t>
       </w:r>
     </w:p>
     <w:p>
@@ -339,9 +396,29 @@
       </w:pPr>
       <w:r>
         <w:rPr>
+          <w:b/>
           <w:sz w:val="22"/>
         </w:rPr>
-        <w:t>Arc enrollment and Layer 1 Entra authentication on retained instances.</w:t>
+        <w:t>Phase 2 — inbound provisioning pilot (weeks 7–14):</w:t>
+      </w:r>
+      <w:r>
+        <w:rPr>
+          <w:sz w:val="22"/>
+        </w:rPr>
+        <w:t xml:space="preserve"> SCIM/Graph </w:t>
+      </w:r>
+      <w:r>
+        <w:rPr>
+          <w:rFonts w:ascii="Consolas" w:hAnsi="Consolas"/>
+          <w:sz w:val="22"/>
+        </w:rPr>
+        <w:t>bulkUpload</w:t>
+      </w:r>
+      <w:r>
+        <w:rPr>
+          <w:sz w:val="22"/>
+        </w:rPr>
+        <w:t xml:space="preserve"> from HRIT to Entra for one population, shadow mode first.</w:t>
       </w:r>
     </w:p>
     <w:p>
@@ -350,9 +427,16 @@
       </w:pPr>
       <w:r>
         <w:rPr>
+          <w:b/>
           <w:sz w:val="22"/>
         </w:rPr>
-        <w:t>NTLM elimination Phases A–C, ending in a domain-wide block after a 30-day zero-NTLM observation window.</w:t>
+        <w:t>Phase 3 — lifecycle automation (weeks 15–26):</w:t>
+      </w:r>
+      <w:r>
+        <w:rPr>
+          <w:sz w:val="22"/>
+        </w:rPr>
+        <w:t xml:space="preserve"> all five events driving provisioning; six-step leaver live; orphan-account burn-down.</w:t>
       </w:r>
     </w:p>
     <w:p>
@@ -361,44 +445,16 @@
       </w:pPr>
       <w:r>
         <w:rPr>
+          <w:b/>
           <w:sz w:val="22"/>
         </w:rPr>
-        <w:t xml:space="preserve">Four-phase login migration per instance, including </w:t>
-      </w:r>
-      <w:r>
-        <w:rPr>
-          <w:rFonts w:ascii="Consolas" w:hAnsi="Consolas"/>
-          <w:sz w:val="22"/>
-        </w:rPr>
-        <w:t>sa</w:t>
+        <w:t>Phase 4 — organizational-SSOT-derived access (weeks 27–40):</w:t>
       </w:r>
       <w:r>
         <w:rPr>
           <w:sz w:val="22"/>
         </w:rPr>
-        <w:t xml:space="preserve"> handling.</w:t>
-      </w:r>
-    </w:p>
-    <w:p>
-      <w:pPr>
-        <w:pStyle w:val="ListNumber"/>
-      </w:pPr>
-      <w:r>
-        <w:rPr>
-          <w:sz w:val="22"/>
-        </w:rPr>
-        <w:t>Application chain migration (connection strings, linked servers, ODBC).</w:t>
-      </w:r>
-    </w:p>
-    <w:p>
-      <w:pPr>
-        <w:pStyle w:val="ListNumber"/>
-      </w:pPr>
-      <w:r>
-        <w:rPr>
-          <w:sz w:val="22"/>
-        </w:rPr>
-        <w:t>Continuous-monitoring baseline and FedRAMP 20x KSI artifacts.</w:t>
+        <w:t xml:space="preserve"> entitlements derived from org attributes; attestation cycles running on the same data.</w:t>
       </w:r>
     </w:p>
     <w:p>
@@ -420,20 +476,20 @@
         <w:rPr>
           <w:sz w:val="22"/>
         </w:rPr>
-        <w:t xml:space="preserve">IA-2, IA-3, IA-5, IA-5(1), AC-2, AC-3, AC-17, AU-2, AU-12, CA-7, CM-2, CM-8, SC-8, SI-4. FedRAMP 20x KSIs: auth posture report, zero-NTLM count, Managed Identity coverage, Conditional Access compliance, </w:t>
+        <w:t xml:space="preserve">AC-2 (+1 automated account management), PS-4 (+2 automated termination actions), PS-5 personnel transfer, IA-4 (+4 identifier management with user status), SI-12 information management/retention. FedRAMP 20x: </w:t>
       </w:r>
       <w:r>
         <w:rPr>
-          <w:rFonts w:ascii="Consolas" w:hAnsi="Consolas"/>
+          <w:b/>
           <w:sz w:val="22"/>
         </w:rPr>
-        <w:t>sa</w:t>
+        <w:t>binds evidence slot 1 — identity (KSI-IAM)</w:t>
       </w:r>
       <w:r>
         <w:rPr>
           <w:sz w:val="22"/>
         </w:rPr>
-        <w:t xml:space="preserve"> status. BOD 25-01; OMB M-22-09.</w:t>
+        <w:t xml:space="preserve"> — provisioning event records and leaver-sequence evidence are the artifacts.</w:t>
       </w:r>
     </w:p>
     <w:p>
@@ -455,7 +511,7 @@
         <w:rPr>
           <w:sz w:val="22"/>
         </w:rPr>
-        <w:t>Book 01 (CA decisions for TLS migration), Books 02–03 (segmentation, SD-WAN traffic classes). AD, SQL Server administration, and Entra ID fundamentals.</w:t>
+        <w:t>Book 03 (the credential plane these accounts receive); familiarity with Entra provisioning concepts helps. No Oracle HCM depth required — the book treats HRIT behaviorally, as the class of system of record.</w:t>
       </w:r>
     </w:p>
     <w:p>
@@ -477,33 +533,7 @@
         <w:rPr>
           <w:sz w:val="22"/>
         </w:rPr>
-        <w:t xml:space="preserve">Audit a lab instance with Event IDs 4624/4625 and </w:t>
-      </w:r>
-      <w:r>
-        <w:rPr>
-          <w:rFonts w:ascii="Consolas" w:hAnsi="Consolas"/>
-          <w:sz w:val="22"/>
-        </w:rPr>
-        <w:t>setspn</w:t>
-      </w:r>
-      <w:r>
-        <w:rPr>
-          <w:sz w:val="22"/>
-        </w:rPr>
-        <w:t xml:space="preserve">; classify NTLM sources into the four patterns; fix a missing SPN and verify Kerberos with </w:t>
-      </w:r>
-      <w:r>
-        <w:rPr>
-          <w:rFonts w:ascii="Consolas" w:hAnsi="Consolas"/>
-          <w:sz w:val="22"/>
-        </w:rPr>
-        <w:t>klist</w:t>
-      </w:r>
-      <w:r>
-        <w:rPr>
-          <w:sz w:val="22"/>
-        </w:rPr>
-        <w:t>.</w:t>
+        <w:t>Draft the attribute-authority matrix for a sample org: for ten attributes, name the owning system, the consumers, and the drift detection for each.</w:t>
       </w:r>
     </w:p>
     <w:p>
@@ -514,7 +544,20 @@
         <w:rPr>
           <w:sz w:val="22"/>
         </w:rPr>
-        <w:t>Full parallel-run login migration on a test instance, including disable/re-enable rollback and the migration log.</w:t>
+        <w:t xml:space="preserve">Run a SCIM/Graph </w:t>
+      </w:r>
+      <w:r>
+        <w:rPr>
+          <w:rFonts w:ascii="Consolas" w:hAnsi="Consolas"/>
+          <w:sz w:val="22"/>
+        </w:rPr>
+        <w:t>bulkUpload</w:t>
+      </w:r>
+      <w:r>
+        <w:rPr>
+          <w:sz w:val="22"/>
+        </w:rPr>
+        <w:t xml:space="preserve"> provisioning cycle in shadow mode against a test tenant; diff the would-be changes and promote one population to live.</w:t>
       </w:r>
     </w:p>
     <w:p>
@@ -525,7 +568,7 @@
         <w:rPr>
           <w:sz w:val="22"/>
         </w:rPr>
-        <w:t>Configure an Entra dynamic group plus a Conditional Access MFA policy; demonstrate blocked access from a non-compliant device.</w:t>
+        <w:t>Fire a leaver event and trace all six steps, capturing timestamps for each as the PS-4(2) evidence record; verify the orphan count returns to zero.</w:t>
       </w:r>
     </w:p>
     <w:p>
@@ -547,7 +590,7 @@
         <w:rPr>
           <w:sz w:val="22"/>
         </w:rPr>
-        <w:t>Dropping a login before the 30-day observation — dependencies surface against production traffic, not documentation.</w:t>
+        <w:t>Building provisioning before the attribute-authority agreement — engineering cements the fragmentation instead of fixing it.</w:t>
       </w:r>
     </w:p>
     <w:p>
@@ -558,7 +601,7 @@
         <w:rPr>
           <w:sz w:val="22"/>
         </w:rPr>
-        <w:t>gMSA or vault-managed service principals as "modernization" — both re-anchor to AD or preserve a bootstrap credential.</w:t>
+        <w:t>Ticket-driven deprovisioning surviving alongside the automated path: the ticket queue becomes the orphan-account factory.</w:t>
       </w:r>
     </w:p>
     <w:p>
@@ -569,20 +612,7 @@
         <w:rPr>
           <w:sz w:val="22"/>
         </w:rPr>
-        <w:t xml:space="preserve">Linked servers with </w:t>
-      </w:r>
-      <w:r>
-        <w:rPr>
-          <w:rFonts w:ascii="Consolas" w:hAnsi="Consolas"/>
-          <w:sz w:val="22"/>
-        </w:rPr>
-        <w:t>SELF</w:t>
-      </w:r>
-      <w:r>
-        <w:rPr>
-          <w:sz w:val="22"/>
-        </w:rPr>
-        <w:t xml:space="preserve"> passthrough silently propagating NTLM.</w:t>
+        <w:t>Second identities per worker type instead of one identifier with a worker-type attribute.</w:t>
       </w:r>
     </w:p>
     <w:p>
@@ -593,20 +623,7 @@
         <w:rPr>
           <w:sz w:val="22"/>
         </w:rPr>
-        <w:t xml:space="preserve">Leaving </w:t>
-      </w:r>
-      <w:r>
-        <w:rPr>
-          <w:rFonts w:ascii="Consolas" w:hAnsi="Consolas"/>
-          <w:sz w:val="22"/>
-        </w:rPr>
-        <w:t>sa</w:t>
-      </w:r>
-      <w:r>
-        <w:rPr>
-          <w:sz w:val="22"/>
-        </w:rPr>
-        <w:t xml:space="preserve"> enabled, or assigning new applications to Class 4.</w:t>
+        <w:t>Treating the org hierarchy as an HR reporting artifact rather than the access-derivation source — the derivation chain then decays into hand-maintained groups.</w:t>
       </w:r>
     </w:p>
     <w:p>
@@ -628,7 +645,7 @@
         <w:rPr>
           <w:sz w:val="22"/>
         </w:rPr>
-        <w:t>SC-300, DP-300.</w:t>
+        <w:t>SC-300 (lifecycle workflows, entitlement management), SailPoint Identity University (joiner-mover-leaver governance).</w:t>
       </w:r>
     </w:p>
     <w:p>
@@ -659,7 +676,7 @@
         <w:rPr>
           <w:sz w:val="22"/>
         </w:rPr>
-        <w:t xml:space="preserve"> Book 05 — SQL Server Implementation Guide</w:t>
+        <w:t xml:space="preserve"> Book 05 — Network Modernization</w:t>
       </w:r>
     </w:p>
     <w:sectPr>
